--- a/user-guide/02-openstat-ai-user-guide.docx
+++ b/user-guide/02-openstat-ai-user-guide.docx
@@ -93,7 +93,7 @@
               <w:pStyle w:val="Compact"/>
             </w:pPr>
             <w:r>
-              <w:t xml:space="preserve">0.1 (검토 전 초안)</w:t>
+              <w:t xml:space="preserve">0.1</w:t>
             </w:r>
           </w:p>
         </w:tc>
@@ -165,7 +165,7 @@
               <w:pStyle w:val="Compact"/>
             </w:pPr>
             <w:r>
-              <w:t xml:space="preserve">clinical-agent 90998d9, 등록부 생성 2026-10-27 13:58:45 UTC</w:t>
+              <w:t xml:space="preserve">clinical-agent b66c5f9, 등록부 생성 2026-10-27 13:58:45 UTC</w:t>
             </w:r>
           </w:p>
         </w:tc>
